--- a/dev/checklists/conduct/本校教師專業操守政策_學校版_DRAFT.docx
+++ b/dev/checklists/conduct/本校教師專業操守政策_學校版_DRAFT.docx
@@ -179,7 +179,7 @@
           <w:sz w:val="28"/>
           <w:szCs w:val="28"/>
         </w:rPr>
-        <w:t xml:space="preserve">undefined. undefined</w:t>
+        <w:t xml:space="preserve">1. 誠信操守</w:t>
       </w:r>
     </w:p>
     <w:p>
@@ -195,7 +195,7 @@
           <w:sz w:val="22"/>
           <w:szCs w:val="22"/>
         </w:rPr>
-        <w:t xml:space="preserve">undefined.1　</w:t>
+        <w:t xml:space="preserve">1.1　</w:t>
       </w:r>
       <w:r>
         <w:rPr>
@@ -247,7 +247,7 @@
           <w:sz w:val="22"/>
           <w:szCs w:val="22"/>
         </w:rPr>
-        <w:t xml:space="preserve">undefined.2　</w:t>
+        <w:t xml:space="preserve">1.2　</w:t>
       </w:r>
       <w:r>
         <w:rPr>
@@ -299,7 +299,7 @@
           <w:sz w:val="22"/>
           <w:szCs w:val="22"/>
         </w:rPr>
-        <w:t xml:space="preserve">undefined.3　</w:t>
+        <w:t xml:space="preserve">1.3　</w:t>
       </w:r>
       <w:r>
         <w:rPr>
@@ -537,7 +537,7 @@
           <w:sz w:val="22"/>
           <w:szCs w:val="22"/>
         </w:rPr>
-        <w:t xml:space="preserve">undefined.4　</w:t>
+        <w:t xml:space="preserve">1.4　</w:t>
       </w:r>
       <w:r>
         <w:rPr>
@@ -571,7 +571,7 @@
           <w:sz w:val="22"/>
           <w:szCs w:val="22"/>
         </w:rPr>
-        <w:t xml:space="preserve">undefined.5　</w:t>
+        <w:t xml:space="preserve">1.5　</w:t>
       </w:r>
       <w:r>
         <w:rPr>
@@ -605,7 +605,7 @@
           <w:sz w:val="22"/>
           <w:szCs w:val="22"/>
         </w:rPr>
-        <w:t xml:space="preserve">undefined.6　</w:t>
+        <w:t xml:space="preserve">1.6　</w:t>
       </w:r>
       <w:r>
         <w:rPr>
@@ -860,7 +860,7 @@
           <w:sz w:val="22"/>
           <w:szCs w:val="22"/>
         </w:rPr>
-        <w:t xml:space="preserve">undefined.7　</w:t>
+        <w:t xml:space="preserve">1.7　</w:t>
       </w:r>
       <w:r>
         <w:rPr>
@@ -911,7 +911,7 @@
           <w:sz w:val="22"/>
           <w:szCs w:val="22"/>
         </w:rPr>
-        <w:t xml:space="preserve">undefined.8　</w:t>
+        <w:t xml:space="preserve">1.8　</w:t>
       </w:r>
       <w:r>
         <w:rPr>
@@ -979,7 +979,7 @@
           <w:sz w:val="22"/>
           <w:szCs w:val="22"/>
         </w:rPr>
-        <w:t xml:space="preserve">undefined.9　</w:t>
+        <w:t xml:space="preserve">1.9　</w:t>
       </w:r>
       <w:r>
         <w:rPr>
@@ -1064,7 +1064,7 @@
         </w:rPr>
         <w:t xml:space="preserve">1　</w:t>
       </w:r>
-      <w:hyperlink w:history="1" r:id="rIdehdbhhgt69fcqrib0ricd">
+      <w:hyperlink w:history="1" r:id="rId3zs2mvpmmfnibqa2ij6wl">
         <w:r>
           <w:rPr>
             <w:rStyle w:val="Hyperlink"/>
@@ -1090,7 +1090,7 @@
         </w:rPr>
         <w:t xml:space="preserve">2, 7　</w:t>
       </w:r>
-      <w:hyperlink w:history="1" r:id="rIdingph-kicth9yp7fckzii">
+      <w:hyperlink w:history="1" r:id="rIdrotepj0ndjrbnxglu21dr">
         <w:r>
           <w:rPr>
             <w:rStyle w:val="Hyperlink"/>
@@ -1116,7 +1116,7 @@
         </w:rPr>
         <w:t xml:space="preserve">3　</w:t>
       </w:r>
-      <w:hyperlink w:history="1" r:id="rIdtmimce9rlsxo4xom9kogy">
+      <w:hyperlink w:history="1" r:id="rIdcito1nir0pcni2ol2c53e">
         <w:r>
           <w:rPr>
             <w:rStyle w:val="Hyperlink"/>
@@ -1142,7 +1142,7 @@
         </w:rPr>
         <w:t xml:space="preserve">4, 5, 6　</w:t>
       </w:r>
-      <w:hyperlink w:history="1" r:id="rIdngyjgdiva2itwg49hdsnz">
+      <w:hyperlink w:history="1" r:id="rIdeuss45bflhgvcddlki6wy">
         <w:r>
           <w:rPr>
             <w:rStyle w:val="Hyperlink"/>
@@ -1168,7 +1168,7 @@
         </w:rPr>
         <w:t xml:space="preserve">8　</w:t>
       </w:r>
-      <w:hyperlink w:history="1" r:id="rIdqe5pugidugzl_6g5xqamz">
+      <w:hyperlink w:history="1" r:id="rIdmd8w2wavlbbiyiwcxln9k">
         <w:r>
           <w:rPr>
             <w:rStyle w:val="Hyperlink"/>
@@ -1194,7 +1194,7 @@
         </w:rPr>
         <w:t xml:space="preserve">9　</w:t>
       </w:r>
-      <w:hyperlink w:history="1" r:id="rIdtrvoy3sy1m2py_9aveg86">
+      <w:hyperlink w:history="1" r:id="rIdqcd0jef8har1i2rkfyyr2">
         <w:r>
           <w:rPr>
             <w:rStyle w:val="Hyperlink"/>
@@ -1220,7 +1220,7 @@
         </w:rPr>
         <w:t xml:space="preserve">10　</w:t>
       </w:r>
-      <w:hyperlink w:history="1" r:id="rIdyh4c_veitp0gdzrtgudhe">
+      <w:hyperlink w:history="1" r:id="rIdwrndmokvai8no0p5i8chs">
         <w:r>
           <w:rPr>
             <w:rStyle w:val="Hyperlink"/>
@@ -1246,7 +1246,7 @@
         </w:rPr>
         <w:t xml:space="preserve">11　</w:t>
       </w:r>
-      <w:hyperlink w:history="1" r:id="rIdrf8xhnsb4zea_dyd4lvlb">
+      <w:hyperlink w:history="1" r:id="rIddxvyljr7f2jthwmzagdlo">
         <w:r>
           <w:rPr>
             <w:rStyle w:val="Hyperlink"/>
@@ -1272,7 +1272,7 @@
           <w:sz w:val="28"/>
           <w:szCs w:val="28"/>
         </w:rPr>
-        <w:t xml:space="preserve">undefined. undefined</w:t>
+        <w:t xml:space="preserve">2. 師生關係規範</w:t>
       </w:r>
     </w:p>
     <w:p>
@@ -1288,7 +1288,7 @@
           <w:sz w:val="22"/>
           <w:szCs w:val="22"/>
         </w:rPr>
-        <w:t xml:space="preserve">undefined.1　</w:t>
+        <w:t xml:space="preserve">2.1　</w:t>
       </w:r>
       <w:r>
         <w:rPr>
@@ -1340,7 +1340,7 @@
           <w:sz w:val="22"/>
           <w:szCs w:val="22"/>
         </w:rPr>
-        <w:t xml:space="preserve">undefined.2　</w:t>
+        <w:t xml:space="preserve">2.2　</w:t>
       </w:r>
       <w:r>
         <w:rPr>
@@ -1377,7 +1377,7 @@
           <w:sz w:val="22"/>
           <w:szCs w:val="22"/>
         </w:rPr>
-        <w:t xml:space="preserve">undefined.3　</w:t>
+        <w:t xml:space="preserve">2.3　</w:t>
       </w:r>
       <w:r>
         <w:rPr>
@@ -1428,7 +1428,7 @@
           <w:sz w:val="22"/>
           <w:szCs w:val="22"/>
         </w:rPr>
-        <w:t xml:space="preserve">undefined.4　</w:t>
+        <w:t xml:space="preserve">2.4　</w:t>
       </w:r>
       <w:r>
         <w:rPr>
@@ -1701,7 +1701,7 @@
         </w:rPr>
         <w:t xml:space="preserve">1　</w:t>
       </w:r>
-      <w:hyperlink w:history="1" r:id="rIdt1vbovywhwfka-rfagbwo">
+      <w:hyperlink w:history="1" r:id="rIdde-__7dks0z2x7ympat7d">
         <w:r>
           <w:rPr>
             <w:rStyle w:val="Hyperlink"/>
@@ -1727,7 +1727,7 @@
         </w:rPr>
         <w:t xml:space="preserve">2　</w:t>
       </w:r>
-      <w:hyperlink w:history="1" r:id="rIdq1uh1pdcz9ihi-aro-rix">
+      <w:hyperlink w:history="1" r:id="rId6uef-iwkhe9u4kybwefvo">
         <w:r>
           <w:rPr>
             <w:rStyle w:val="Hyperlink"/>
@@ -1753,7 +1753,7 @@
         </w:rPr>
         <w:t xml:space="preserve">3, 4, 5　</w:t>
       </w:r>
-      <w:hyperlink w:history="1" r:id="rIda81ucbhwwqqwqz-dg43tx">
+      <w:hyperlink w:history="1" r:id="rIdavuwg9p6yfwg2fvshoyw3">
         <w:r>
           <w:rPr>
             <w:rStyle w:val="Hyperlink"/>
@@ -1779,7 +1779,7 @@
         </w:rPr>
         <w:t xml:space="preserve">6　</w:t>
       </w:r>
-      <w:hyperlink w:history="1" r:id="rIdlz9gs9vl9a0fq0filvbi8">
+      <w:hyperlink w:history="1" r:id="rIdl6lsvd3flhlb2mq-shyt4">
         <w:r>
           <w:rPr>
             <w:rStyle w:val="Hyperlink"/>
@@ -1805,7 +1805,7 @@
           <w:sz w:val="28"/>
           <w:szCs w:val="28"/>
         </w:rPr>
-        <w:t xml:space="preserve">undefined. undefined</w:t>
+        <w:t xml:space="preserve">3. 學生保護舉報</w:t>
       </w:r>
     </w:p>
     <w:p>
@@ -1821,7 +1821,7 @@
           <w:sz w:val="22"/>
           <w:szCs w:val="22"/>
         </w:rPr>
-        <w:t xml:space="preserve">undefined.1　</w:t>
+        <w:t xml:space="preserve">3.1　</w:t>
       </w:r>
       <w:r>
         <w:rPr>
@@ -1890,7 +1890,7 @@
           <w:sz w:val="22"/>
           <w:szCs w:val="22"/>
         </w:rPr>
-        <w:t xml:space="preserve">undefined.2　</w:t>
+        <w:t xml:space="preserve">3.2　</w:t>
       </w:r>
       <w:r>
         <w:rPr>
@@ -2379,7 +2379,7 @@
           <w:sz w:val="22"/>
           <w:szCs w:val="22"/>
         </w:rPr>
-        <w:t xml:space="preserve">undefined.3　</w:t>
+        <w:t xml:space="preserve">3.3　</w:t>
       </w:r>
       <w:r>
         <w:rPr>
@@ -2430,7 +2430,7 @@
           <w:sz w:val="22"/>
           <w:szCs w:val="22"/>
         </w:rPr>
-        <w:t xml:space="preserve">undefined.4　</w:t>
+        <w:t xml:space="preserve">3.4　</w:t>
       </w:r>
       <w:r>
         <w:rPr>
@@ -2499,7 +2499,7 @@
         </w:rPr>
         <w:t xml:space="preserve">1　</w:t>
       </w:r>
-      <w:hyperlink w:history="1" r:id="rIdyryzbq2mlsaggb5jehl6p">
+      <w:hyperlink w:history="1" r:id="rIdzobntvkflt9cw8szhdjjc">
         <w:r>
           <w:rPr>
             <w:rStyle w:val="Hyperlink"/>
@@ -2525,7 +2525,7 @@
         </w:rPr>
         <w:t xml:space="preserve">2, 5　</w:t>
       </w:r>
-      <w:hyperlink w:history="1" r:id="rIduq4tuoyucl8_g8df1onl8">
+      <w:hyperlink w:history="1" r:id="rIdooehdqlykosjicahcbttd">
         <w:r>
           <w:rPr>
             <w:rStyle w:val="Hyperlink"/>
@@ -2551,7 +2551,7 @@
         </w:rPr>
         <w:t xml:space="preserve">3　</w:t>
       </w:r>
-      <w:hyperlink w:history="1" r:id="rIdu38y-kwn69wbmebez1xc5">
+      <w:hyperlink w:history="1" r:id="rIdez6-l2zqy10e-q6l4rdbx">
         <w:r>
           <w:rPr>
             <w:rStyle w:val="Hyperlink"/>
@@ -2577,7 +2577,7 @@
         </w:rPr>
         <w:t xml:space="preserve">4　</w:t>
       </w:r>
-      <w:hyperlink w:history="1" r:id="rIdkujuiltcr42si--_slymv">
+      <w:hyperlink w:history="1" r:id="rIdmtpt7w0swa3owewnazfh7">
         <w:r>
           <w:rPr>
             <w:rStyle w:val="Hyperlink"/>
@@ -2603,7 +2603,7 @@
         </w:rPr>
         <w:t xml:space="preserve">6　</w:t>
       </w:r>
-      <w:hyperlink w:history="1" r:id="rIdicvm4zwea3dtklooky39o">
+      <w:hyperlink w:history="1" r:id="rIdvplien4q2dziqgjmivjlf">
         <w:r>
           <w:rPr>
             <w:rStyle w:val="Hyperlink"/>
@@ -2629,7 +2629,7 @@
           <w:sz w:val="28"/>
           <w:szCs w:val="28"/>
         </w:rPr>
-        <w:t xml:space="preserve">undefined. undefined</w:t>
+        <w:t xml:space="preserve">4. 保密私隱原則</w:t>
       </w:r>
     </w:p>
     <w:p>
@@ -2645,7 +2645,7 @@
           <w:sz w:val="22"/>
           <w:szCs w:val="22"/>
         </w:rPr>
-        <w:t xml:space="preserve">undefined.1　</w:t>
+        <w:t xml:space="preserve">4.1　</w:t>
       </w:r>
       <w:r>
         <w:rPr>
@@ -2679,7 +2679,7 @@
           <w:sz w:val="22"/>
           <w:szCs w:val="22"/>
         </w:rPr>
-        <w:t xml:space="preserve">undefined.2　</w:t>
+        <w:t xml:space="preserve">4.2　</w:t>
       </w:r>
       <w:r>
         <w:rPr>
@@ -3102,7 +3102,7 @@
         </w:rPr>
         <w:t xml:space="preserve">1　</w:t>
       </w:r>
-      <w:hyperlink w:history="1" r:id="rIde5qhbowzt-qwvq1m6lj_4">
+      <w:hyperlink w:history="1" r:id="rIdh7av98eg-ftuud0jkvmyi">
         <w:r>
           <w:rPr>
             <w:rStyle w:val="Hyperlink"/>
@@ -3128,7 +3128,7 @@
         </w:rPr>
         <w:t xml:space="preserve">2　</w:t>
       </w:r>
-      <w:hyperlink w:history="1" r:id="rIdepoyroeztaowlxcu-w-tj">
+      <w:hyperlink w:history="1" r:id="rIdqk9xghblbwf0qiihmj8bt">
         <w:r>
           <w:rPr>
             <w:rStyle w:val="Hyperlink"/>
@@ -3154,7 +3154,7 @@
           <w:sz w:val="28"/>
           <w:szCs w:val="28"/>
         </w:rPr>
-        <w:t xml:space="preserve">undefined. undefined</w:t>
+        <w:t xml:space="preserve">5. 利益申報迴避</w:t>
       </w:r>
     </w:p>
     <w:p>
@@ -3170,7 +3170,7 @@
           <w:sz w:val="22"/>
           <w:szCs w:val="22"/>
         </w:rPr>
-        <w:t xml:space="preserve">undefined.1　</w:t>
+        <w:t xml:space="preserve">5.1　</w:t>
       </w:r>
       <w:r>
         <w:rPr>
@@ -3204,7 +3204,7 @@
           <w:sz w:val="22"/>
           <w:szCs w:val="22"/>
         </w:rPr>
-        <w:t xml:space="preserve">undefined.2　</w:t>
+        <w:t xml:space="preserve">5.2　</w:t>
       </w:r>
       <w:r>
         <w:rPr>
@@ -3273,7 +3273,7 @@
           <w:sz w:val="22"/>
           <w:szCs w:val="22"/>
         </w:rPr>
-        <w:t xml:space="preserve">undefined.3　</w:t>
+        <w:t xml:space="preserve">5.3　</w:t>
       </w:r>
       <w:r>
         <w:rPr>
@@ -3602,7 +3602,7 @@
           <w:sz w:val="22"/>
           <w:szCs w:val="22"/>
         </w:rPr>
-        <w:t xml:space="preserve">undefined.4　</w:t>
+        <w:t xml:space="preserve">5.4　</w:t>
       </w:r>
       <w:r>
         <w:rPr>
@@ -3680,7 +3680,7 @@
           <w:sz w:val="22"/>
           <w:szCs w:val="22"/>
         </w:rPr>
-        <w:t xml:space="preserve">undefined.5　</w:t>
+        <w:t xml:space="preserve">5.5　</w:t>
       </w:r>
       <w:r>
         <w:rPr>
@@ -3748,7 +3748,7 @@
           <w:sz w:val="22"/>
           <w:szCs w:val="22"/>
         </w:rPr>
-        <w:t xml:space="preserve">undefined.6　</w:t>
+        <w:t xml:space="preserve">5.6　</w:t>
       </w:r>
       <w:r>
         <w:rPr>
@@ -3782,7 +3782,7 @@
           <w:sz w:val="22"/>
           <w:szCs w:val="22"/>
         </w:rPr>
-        <w:t xml:space="preserve">undefined.7　</w:t>
+        <w:t xml:space="preserve">5.7　</w:t>
       </w:r>
       <w:r>
         <w:rPr>
@@ -4205,7 +4205,7 @@
         </w:rPr>
         <w:t xml:space="preserve">1, 2, 4, 6　</w:t>
       </w:r>
-      <w:hyperlink w:history="1" r:id="rIdsgnkzgyuiwrurubgt1nmx">
+      <w:hyperlink w:history="1" r:id="rId8t0bwiprv2evzy2ziblqt">
         <w:r>
           <w:rPr>
             <w:rStyle w:val="Hyperlink"/>
@@ -4231,7 +4231,7 @@
         </w:rPr>
         <w:t xml:space="preserve">3, 5　</w:t>
       </w:r>
-      <w:hyperlink w:history="1" r:id="rIdec8arltlrd2ia9vgkib8p">
+      <w:hyperlink w:history="1" r:id="rIdyu0_04mxezrwinqhlkrxj">
         <w:r>
           <w:rPr>
             <w:rStyle w:val="Hyperlink"/>
@@ -4257,7 +4257,7 @@
         </w:rPr>
         <w:t xml:space="preserve">7　</w:t>
       </w:r>
-      <w:hyperlink w:history="1" r:id="rIdbqquplai-knzjeiciqvy9">
+      <w:hyperlink w:history="1" r:id="rIdd073nnwfwwtdrej3-spr4">
         <w:r>
           <w:rPr>
             <w:rStyle w:val="Hyperlink"/>
@@ -4283,7 +4283,7 @@
         </w:rPr>
         <w:t xml:space="preserve">8　</w:t>
       </w:r>
-      <w:hyperlink w:history="1" r:id="rIdepzs6zjw6zys0eisqe3pl">
+      <w:hyperlink w:history="1" r:id="rIdpvjbhm2ayxqszgvydn84t">
         <w:r>
           <w:rPr>
             <w:rStyle w:val="Hyperlink"/>
@@ -4309,7 +4309,7 @@
         </w:rPr>
         <w:t xml:space="preserve">9　</w:t>
       </w:r>
-      <w:hyperlink w:history="1" r:id="rIdc8r7vggoxegyhoogb9g8a">
+      <w:hyperlink w:history="1" r:id="rIdgx9bta3o5hm9ovm0_ds63">
         <w:r>
           <w:rPr>
             <w:rStyle w:val="Hyperlink"/>
@@ -4335,7 +4335,7 @@
         </w:rPr>
         <w:t xml:space="preserve">10　</w:t>
       </w:r>
-      <w:hyperlink w:history="1" r:id="rIdbe75flqhxvq12yd7pqfnr">
+      <w:hyperlink w:history="1" r:id="rId3_4hsqjzah4psmnkldcgx">
         <w:r>
           <w:rPr>
             <w:rStyle w:val="Hyperlink"/>
@@ -4361,7 +4361,7 @@
           <w:sz w:val="28"/>
           <w:szCs w:val="28"/>
         </w:rPr>
-        <w:t xml:space="preserve">undefined. undefined</w:t>
+        <w:t xml:space="preserve">6. 操守申報義務</w:t>
       </w:r>
     </w:p>
     <w:p>
@@ -4377,7 +4377,7 @@
           <w:sz w:val="22"/>
           <w:szCs w:val="22"/>
         </w:rPr>
-        <w:t xml:space="preserve">undefined.1　</w:t>
+        <w:t xml:space="preserve">6.1　</w:t>
       </w:r>
       <w:r>
         <w:rPr>
@@ -4482,7 +4482,7 @@
           <w:sz w:val="22"/>
           <w:szCs w:val="22"/>
         </w:rPr>
-        <w:t xml:space="preserve">undefined.2　</w:t>
+        <w:t xml:space="preserve">6.2　</w:t>
       </w:r>
       <w:r>
         <w:rPr>
@@ -4923,7 +4923,7 @@
           <w:sz w:val="22"/>
           <w:szCs w:val="22"/>
         </w:rPr>
-        <w:t xml:space="preserve">undefined.3　</w:t>
+        <w:t xml:space="preserve">6.3　</w:t>
       </w:r>
       <w:r>
         <w:rPr>
@@ -4957,7 +4957,7 @@
           <w:sz w:val="22"/>
           <w:szCs w:val="22"/>
         </w:rPr>
-        <w:t xml:space="preserve">undefined.4　</w:t>
+        <w:t xml:space="preserve">6.4　</w:t>
       </w:r>
       <w:r>
         <w:rPr>
@@ -5044,7 +5044,7 @@
           <w:sz w:val="22"/>
           <w:szCs w:val="22"/>
         </w:rPr>
-        <w:t xml:space="preserve">undefined.5　</w:t>
+        <w:t xml:space="preserve">6.5　</w:t>
       </w:r>
       <w:r>
         <w:rPr>
@@ -5580,7 +5580,7 @@
           <w:sz w:val="22"/>
           <w:szCs w:val="22"/>
         </w:rPr>
-        <w:t xml:space="preserve">undefined.6　</w:t>
+        <w:t xml:space="preserve">6.6　</w:t>
       </w:r>
       <w:r>
         <w:rPr>
@@ -5650,7 +5650,7 @@
         </w:rPr>
         <w:t xml:space="preserve">1　</w:t>
       </w:r>
-      <w:hyperlink w:history="1" r:id="rId3yqijoz4a19o7bxvson_i">
+      <w:hyperlink w:history="1" r:id="rIdhe_tujghqz6g_bh1rokye">
         <w:r>
           <w:rPr>
             <w:rStyle w:val="Hyperlink"/>
@@ -5676,7 +5676,7 @@
         </w:rPr>
         <w:t xml:space="preserve">2, 8, 11　</w:t>
       </w:r>
-      <w:hyperlink w:history="1" r:id="rId_jpk7bricy9utwi3prws4">
+      <w:hyperlink w:history="1" r:id="rIdlxuh0a53nsncw_0jc33i_">
         <w:r>
           <w:rPr>
             <w:rStyle w:val="Hyperlink"/>
@@ -5702,7 +5702,7 @@
         </w:rPr>
         <w:t xml:space="preserve">3　</w:t>
       </w:r>
-      <w:hyperlink w:history="1" r:id="rIdkttgcj0m1ovaqfxxlvg1e">
+      <w:hyperlink w:history="1" r:id="rIdnjs7s2tcj0lvsay2k3qfi">
         <w:r>
           <w:rPr>
             <w:rStyle w:val="Hyperlink"/>
@@ -5728,7 +5728,7 @@
         </w:rPr>
         <w:t xml:space="preserve">4　</w:t>
       </w:r>
-      <w:hyperlink w:history="1" r:id="rIdiellkcehbjhlububmoaca">
+      <w:hyperlink w:history="1" r:id="rIdljmpmhqxpry7yr-yoyjxp">
         <w:r>
           <w:rPr>
             <w:rStyle w:val="Hyperlink"/>
@@ -5754,7 +5754,7 @@
         </w:rPr>
         <w:t xml:space="preserve">5　</w:t>
       </w:r>
-      <w:hyperlink w:history="1" r:id="rIdafzleo79_rvb8ydqme0eh">
+      <w:hyperlink w:history="1" r:id="rId25wivw4bn8hsw-lrkqdnb">
         <w:r>
           <w:rPr>
             <w:rStyle w:val="Hyperlink"/>
@@ -5780,7 +5780,7 @@
         </w:rPr>
         <w:t xml:space="preserve">6　</w:t>
       </w:r>
-      <w:hyperlink w:history="1" r:id="rId_uw6b-upra9fww7cliqdg">
+      <w:hyperlink w:history="1" r:id="rId_bfnpftmxt-2ihhifly_o">
         <w:r>
           <w:rPr>
             <w:rStyle w:val="Hyperlink"/>
@@ -5806,7 +5806,7 @@
         </w:rPr>
         <w:t xml:space="preserve">7　</w:t>
       </w:r>
-      <w:hyperlink w:history="1" r:id="rIdxgpepgful6dn1e99mxij7">
+      <w:hyperlink w:history="1" r:id="rIdmax_h2cmns01aihstjplw">
         <w:r>
           <w:rPr>
             <w:rStyle w:val="Hyperlink"/>
@@ -5832,7 +5832,7 @@
         </w:rPr>
         <w:t xml:space="preserve">9　</w:t>
       </w:r>
-      <w:hyperlink w:history="1" r:id="rIdhmiw72pyj9dbvptkgsb5t">
+      <w:hyperlink w:history="1" r:id="rIdtmf2236enbspuiyi8vuhv">
         <w:r>
           <w:rPr>
             <w:rStyle w:val="Hyperlink"/>
@@ -5858,7 +5858,7 @@
         </w:rPr>
         <w:t xml:space="preserve">10　</w:t>
       </w:r>
-      <w:hyperlink w:history="1" r:id="rIdvamscdkevjtfswzkr97qw">
+      <w:hyperlink w:history="1" r:id="rId4esrxmdlsau2ibsmo8td3">
         <w:r>
           <w:rPr>
             <w:rStyle w:val="Hyperlink"/>
@@ -5884,7 +5884,7 @@
         </w:rPr>
         <w:t xml:space="preserve">12　</w:t>
       </w:r>
-      <w:hyperlink w:history="1" r:id="rIdew2smuazxlohmpacaqmep">
+      <w:hyperlink w:history="1" r:id="rIdvhytqajxsvrpmw7ww1fi-">
         <w:r>
           <w:rPr>
             <w:rStyle w:val="Hyperlink"/>
@@ -5910,7 +5910,7 @@
         </w:rPr>
         <w:t xml:space="preserve">13　</w:t>
       </w:r>
-      <w:hyperlink w:history="1" r:id="rIdrwl-iru6u-cptmqwwetyt">
+      <w:hyperlink w:history="1" r:id="rId8zbtwyngztugxi0ujy4rr">
         <w:r>
           <w:rPr>
             <w:rStyle w:val="Hyperlink"/>
@@ -5936,7 +5936,7 @@
           <w:sz w:val="28"/>
           <w:szCs w:val="28"/>
         </w:rPr>
-        <w:t xml:space="preserve">undefined. undefined</w:t>
+        <w:t xml:space="preserve">7. 懲處程序機制</w:t>
       </w:r>
     </w:p>
     <w:p>
@@ -5952,7 +5952,7 @@
           <w:sz w:val="22"/>
           <w:szCs w:val="22"/>
         </w:rPr>
-        <w:t xml:space="preserve">undefined.1　</w:t>
+        <w:t xml:space="preserve">7.1　</w:t>
       </w:r>
       <w:r>
         <w:rPr>
@@ -6021,7 +6021,7 @@
           <w:sz w:val="22"/>
           <w:szCs w:val="22"/>
         </w:rPr>
-        <w:t xml:space="preserve">undefined.2　</w:t>
+        <w:t xml:space="preserve">7.2　</w:t>
       </w:r>
       <w:r>
         <w:rPr>
@@ -6406,7 +6406,7 @@
           <w:sz w:val="22"/>
           <w:szCs w:val="22"/>
         </w:rPr>
-        <w:t xml:space="preserve">undefined.3　</w:t>
+        <w:t xml:space="preserve">7.3　</w:t>
       </w:r>
       <w:r>
         <w:rPr>
@@ -6475,7 +6475,7 @@
           <w:sz w:val="22"/>
           <w:szCs w:val="22"/>
         </w:rPr>
-        <w:t xml:space="preserve">undefined.4　</w:t>
+        <w:t xml:space="preserve">7.4　</w:t>
       </w:r>
       <w:r>
         <w:rPr>
@@ -6543,7 +6543,7 @@
           <w:sz w:val="22"/>
           <w:szCs w:val="22"/>
         </w:rPr>
-        <w:t xml:space="preserve">undefined.5　</w:t>
+        <w:t xml:space="preserve">7.5　</w:t>
       </w:r>
       <w:r>
         <w:rPr>
@@ -6628,7 +6628,7 @@
         </w:rPr>
         <w:t xml:space="preserve">1, 3　</w:t>
       </w:r>
-      <w:hyperlink w:history="1" r:id="rIdkwlu1tyvbxpzt4lvqflfz">
+      <w:hyperlink w:history="1" r:id="rIdvhxxdqfpbaayx1js4ijph">
         <w:r>
           <w:rPr>
             <w:rStyle w:val="Hyperlink"/>
@@ -6654,7 +6654,7 @@
         </w:rPr>
         <w:t xml:space="preserve">2　</w:t>
       </w:r>
-      <w:hyperlink w:history="1" r:id="rIduo1vnznhur_b0lmupfjfs">
+      <w:hyperlink w:history="1" r:id="rId91kbpafclzkjemha2xa-k">
         <w:r>
           <w:rPr>
             <w:rStyle w:val="Hyperlink"/>
@@ -6680,7 +6680,7 @@
         </w:rPr>
         <w:t xml:space="preserve">4　</w:t>
       </w:r>
-      <w:hyperlink w:history="1" r:id="rId9tpgmmvryntzfwssfjn_n">
+      <w:hyperlink w:history="1" r:id="rIdgqggiamgzzzuyh9rc-vut">
         <w:r>
           <w:rPr>
             <w:rStyle w:val="Hyperlink"/>
@@ -6706,7 +6706,7 @@
         </w:rPr>
         <w:t xml:space="preserve">5　</w:t>
       </w:r>
-      <w:hyperlink w:history="1" r:id="rIdqlfjmrmd5aje9tgxn39s-">
+      <w:hyperlink w:history="1" r:id="rIdnyn5ijrbzjyacbrsjydol">
         <w:r>
           <w:rPr>
             <w:rStyle w:val="Hyperlink"/>
@@ -6732,7 +6732,7 @@
         </w:rPr>
         <w:t xml:space="preserve">6　</w:t>
       </w:r>
-      <w:hyperlink w:history="1" r:id="rId79o5tbkl_jdxj-fxcpveo">
+      <w:hyperlink w:history="1" r:id="rIdxmblpxu_k4mmjmmkqnwwe">
         <w:r>
           <w:rPr>
             <w:rStyle w:val="Hyperlink"/>
@@ -6758,7 +6758,7 @@
         </w:rPr>
         <w:t xml:space="preserve">7　</w:t>
       </w:r>
-      <w:hyperlink w:history="1" r:id="rIdl_vr4xre1njzsodvwbihe">
+      <w:hyperlink w:history="1" r:id="rIdmextyox6qfcgrprlvahwn">
         <w:r>
           <w:rPr>
             <w:rStyle w:val="Hyperlink"/>
@@ -6784,7 +6784,7 @@
         </w:rPr>
         <w:t xml:space="preserve">8　</w:t>
       </w:r>
-      <w:hyperlink w:history="1" r:id="rIdf-xhr_vofjlbon_by9ur5">
+      <w:hyperlink w:history="1" r:id="rIds1yfyjegp8w64oxdk-ran">
         <w:r>
           <w:rPr>
             <w:rStyle w:val="Hyperlink"/>
@@ -6810,7 +6810,7 @@
           <w:sz w:val="28"/>
           <w:szCs w:val="28"/>
         </w:rPr>
-        <w:t xml:space="preserve">undefined. undefined</w:t>
+        <w:t xml:space="preserve">8. 聘用操守管理</w:t>
       </w:r>
     </w:p>
     <w:p>
@@ -6826,7 +6826,7 @@
           <w:sz w:val="22"/>
           <w:szCs w:val="22"/>
         </w:rPr>
-        <w:t xml:space="preserve">undefined.1　</w:t>
+        <w:t xml:space="preserve">8.1　</w:t>
       </w:r>
       <w:r>
         <w:rPr>
@@ -6912,7 +6912,7 @@
           <w:sz w:val="22"/>
           <w:szCs w:val="22"/>
         </w:rPr>
-        <w:t xml:space="preserve">undefined.2　</w:t>
+        <w:t xml:space="preserve">8.2　</w:t>
       </w:r>
       <w:r>
         <w:rPr>
@@ -6963,7 +6963,7 @@
           <w:sz w:val="22"/>
           <w:szCs w:val="22"/>
         </w:rPr>
-        <w:t xml:space="preserve">undefined.3　</w:t>
+        <w:t xml:space="preserve">8.3　</w:t>
       </w:r>
       <w:r>
         <w:rPr>
@@ -7014,7 +7014,7 @@
           <w:sz w:val="22"/>
           <w:szCs w:val="22"/>
         </w:rPr>
-        <w:t xml:space="preserve">undefined.4　</w:t>
+        <w:t xml:space="preserve">8.4　</w:t>
       </w:r>
       <w:r>
         <w:rPr>
@@ -7048,7 +7048,7 @@
           <w:sz w:val="22"/>
           <w:szCs w:val="22"/>
         </w:rPr>
-        <w:t xml:space="preserve">undefined.5　</w:t>
+        <w:t xml:space="preserve">8.5　</w:t>
       </w:r>
       <w:r>
         <w:rPr>
@@ -7099,7 +7099,7 @@
           <w:sz w:val="22"/>
           <w:szCs w:val="22"/>
         </w:rPr>
-        <w:t xml:space="preserve">undefined.6　</w:t>
+        <w:t xml:space="preserve">8.6　</w:t>
       </w:r>
       <w:r>
         <w:rPr>
@@ -7410,7 +7410,7 @@
         </w:rPr>
         <w:t xml:space="preserve">1　</w:t>
       </w:r>
-      <w:hyperlink w:history="1" r:id="rIdzpgcs9coejsicphcrgrw9">
+      <w:hyperlink w:history="1" r:id="rId5dcpa4qkp_sh7wfwqoyl4">
         <w:r>
           <w:rPr>
             <w:rStyle w:val="Hyperlink"/>
@@ -7436,7 +7436,7 @@
         </w:rPr>
         <w:t xml:space="preserve">2　</w:t>
       </w:r>
-      <w:hyperlink w:history="1" r:id="rIdw0hgpi00oktoqjetqr-ln">
+      <w:hyperlink w:history="1" r:id="rIdsj28eiew0b7ix64ibfs3x">
         <w:r>
           <w:rPr>
             <w:rStyle w:val="Hyperlink"/>
@@ -7462,7 +7462,7 @@
         </w:rPr>
         <w:t xml:space="preserve">3, 4　</w:t>
       </w:r>
-      <w:hyperlink w:history="1" r:id="rId-ejt0rcyeiqzftxeyv9d_">
+      <w:hyperlink w:history="1" r:id="rId-o4qrluxnyzfg3zhumtl3">
         <w:r>
           <w:rPr>
             <w:rStyle w:val="Hyperlink"/>
@@ -7488,7 +7488,7 @@
         </w:rPr>
         <w:t xml:space="preserve">5　</w:t>
       </w:r>
-      <w:hyperlink w:history="1" r:id="rIdzg2rlavrvme9gz2wt_frv">
+      <w:hyperlink w:history="1" r:id="rId0_47zztisfes-bd98muph">
         <w:r>
           <w:rPr>
             <w:rStyle w:val="Hyperlink"/>
@@ -7514,7 +7514,7 @@
         </w:rPr>
         <w:t xml:space="preserve">6　</w:t>
       </w:r>
-      <w:hyperlink w:history="1" r:id="rIdnsahg638u1_76tovjtioa">
+      <w:hyperlink w:history="1" r:id="rIdbx8g-9nhscdx-jhuuwdia">
         <w:r>
           <w:rPr>
             <w:rStyle w:val="Hyperlink"/>
@@ -7540,7 +7540,7 @@
         </w:rPr>
         <w:t xml:space="preserve">7　</w:t>
       </w:r>
-      <w:hyperlink w:history="1" r:id="rIdptgjvbmki3tnxwvyiktgh">
+      <w:hyperlink w:history="1" r:id="rIddyyz2gyxntcwde_g48sdq">
         <w:r>
           <w:rPr>
             <w:rStyle w:val="Hyperlink"/>
@@ -7566,7 +7566,7 @@
           <w:sz w:val="28"/>
           <w:szCs w:val="28"/>
         </w:rPr>
-        <w:t xml:space="preserve">undefined. undefined</w:t>
+        <w:t xml:space="preserve">9. 資歷法規遵守</w:t>
       </w:r>
     </w:p>
     <w:p>
@@ -7582,7 +7582,7 @@
           <w:sz w:val="22"/>
           <w:szCs w:val="22"/>
         </w:rPr>
-        <w:t xml:space="preserve">undefined.1　</w:t>
+        <w:t xml:space="preserve">9.1　</w:t>
       </w:r>
       <w:r>
         <w:rPr>
@@ -7923,7 +7923,7 @@
           <w:sz w:val="22"/>
           <w:szCs w:val="22"/>
         </w:rPr>
-        <w:t xml:space="preserve">undefined.2　</w:t>
+        <w:t xml:space="preserve">9.2　</w:t>
       </w:r>
       <w:r>
         <w:rPr>
@@ -8178,7 +8178,7 @@
         </w:rPr>
         <w:t xml:space="preserve">1　</w:t>
       </w:r>
-      <w:hyperlink w:history="1" r:id="rIdiyffm5rc16sxuzkdmd3sa">
+      <w:hyperlink w:history="1" r:id="rIdrwqanzqpgpdwjpt-k5pi_">
         <w:r>
           <w:rPr>
             <w:rStyle w:val="Hyperlink"/>
@@ -8204,7 +8204,7 @@
         </w:rPr>
         <w:t xml:space="preserve">2　</w:t>
       </w:r>
-      <w:hyperlink w:history="1" r:id="rIdhyowpynx2pvv8ytulvbr9">
+      <w:hyperlink w:history="1" r:id="rId2ttspfgrl43ccr2ffbv0k">
         <w:r>
           <w:rPr>
             <w:rStyle w:val="Hyperlink"/>
@@ -8230,7 +8230,7 @@
         </w:rPr>
         <w:t xml:space="preserve">3　</w:t>
       </w:r>
-      <w:hyperlink w:history="1" r:id="rIdrgicujcavhgi9_0euscjm">
+      <w:hyperlink w:history="1" r:id="rIdxcgkd6ibnwoewvitvzagh">
         <w:r>
           <w:rPr>
             <w:rStyle w:val="Hyperlink"/>
@@ -8256,7 +8256,7 @@
           <w:sz w:val="28"/>
           <w:szCs w:val="28"/>
         </w:rPr>
-        <w:t xml:space="preserve">undefined. undefined</w:t>
+        <w:t xml:space="preserve">10. 國家安全教育</w:t>
       </w:r>
     </w:p>
     <w:p>
@@ -8272,7 +8272,7 @@
           <w:sz w:val="22"/>
           <w:szCs w:val="22"/>
         </w:rPr>
-        <w:t xml:space="preserve">undefined.1　</w:t>
+        <w:t xml:space="preserve">10.1　</w:t>
       </w:r>
       <w:r>
         <w:rPr>
@@ -8341,7 +8341,7 @@
           <w:sz w:val="22"/>
           <w:szCs w:val="22"/>
         </w:rPr>
-        <w:t xml:space="preserve">undefined.2　</w:t>
+        <w:t xml:space="preserve">10.2　</w:t>
       </w:r>
       <w:r>
         <w:rPr>
@@ -8687,7 +8687,7 @@
         </w:rPr>
         <w:t xml:space="preserve">1　</w:t>
       </w:r>
-      <w:hyperlink w:history="1" r:id="rIdyb8yskuxonoearz5z1hk4">
+      <w:hyperlink w:history="1" r:id="rId6tpoxz9gc9cezhajirz_r">
         <w:r>
           <w:rPr>
             <w:rStyle w:val="Hyperlink"/>
@@ -8713,7 +8713,7 @@
         </w:rPr>
         <w:t xml:space="preserve">2　</w:t>
       </w:r>
-      <w:hyperlink w:history="1" r:id="rIdvrm3qmemocpimw6rio-jm">
+      <w:hyperlink w:history="1" r:id="rId0tu51epl6mbjsslnlgotq">
         <w:r>
           <w:rPr>
             <w:rStyle w:val="Hyperlink"/>
@@ -8739,7 +8739,7 @@
         </w:rPr>
         <w:t xml:space="preserve">3　</w:t>
       </w:r>
-      <w:hyperlink w:history="1" r:id="rIdk1jw078qoikr0jnogupoo">
+      <w:hyperlink w:history="1" r:id="rIdggedw0tcjdhmmyvrt9sau">
         <w:r>
           <w:rPr>
             <w:rStyle w:val="Hyperlink"/>
@@ -8765,7 +8765,7 @@
         </w:rPr>
         <w:t xml:space="preserve">4　</w:t>
       </w:r>
-      <w:hyperlink w:history="1" r:id="rIdfjqesseid42exsbqqntsb">
+      <w:hyperlink w:history="1" r:id="rId91722ptoaxhhrixo-eao2">
         <w:r>
           <w:rPr>
             <w:rStyle w:val="Hyperlink"/>
@@ -8791,7 +8791,7 @@
           <w:sz w:val="28"/>
           <w:szCs w:val="28"/>
         </w:rPr>
-        <w:t xml:space="preserve">undefined. undefined</w:t>
+        <w:t xml:space="preserve">11. 持續專業發展</w:t>
       </w:r>
     </w:p>
     <w:p>
@@ -8807,7 +8807,7 @@
           <w:sz w:val="22"/>
           <w:szCs w:val="22"/>
         </w:rPr>
-        <w:t xml:space="preserve">undefined.1　</w:t>
+        <w:t xml:space="preserve">11.1　</w:t>
       </w:r>
       <w:r>
         <w:rPr>
@@ -8892,7 +8892,7 @@
         </w:rPr>
         <w:t xml:space="preserve">1　</w:t>
       </w:r>
-      <w:hyperlink w:history="1" r:id="rIddv9qtsfmp0sot-wbgbzxu">
+      <w:hyperlink w:history="1" r:id="rId7p5xvhk0oi4ejymcpghco">
         <w:r>
           <w:rPr>
             <w:rStyle w:val="Hyperlink"/>
